--- a/backend/data/corpus/DOC-20221120-076.docx
+++ b/backend/data/corpus/DOC-20221120-076.docx
@@ -31,7 +31,7 @@
           <w:b/>
           <w:sz w:val="21"/>
         </w:rPr>
-        <w:t>HCP: Robert Enloe, MD, High Desert Neurology, Boise, ID (AR)</w:t>
+        <w:t>HCP: Ulrike Abernathy, MD, Bayview Health Neurology, Bakersfield, CA (RSM)</w:t>
       </w:r>
     </w:p>
     <w:p>
@@ -46,7 +46,7 @@
         <w:rPr>
           <w:sz w:val="21"/>
         </w:rPr>
-        <w:t>Stopped by in the back office for a twenty-minute conversation.</w:t>
+        <w:t>This practice is still building familiarity with the product and had no clinical points to raise.</w:t>
       </w:r>
     </w:p>
     <w:p>
@@ -61,7 +61,7 @@
         <w:rPr>
           <w:sz w:val="21"/>
         </w:rPr>
-        <w:t>The travel schedule this year came up, and little else.</w:t>
+        <w:t>Mentioned a guideline update discussed at journal club but did not raise any specific finding.</w:t>
       </w:r>
     </w:p>
     <w:p>
@@ -76,7 +76,7 @@
         <w:rPr>
           <w:sz w:val="21"/>
         </w:rPr>
-        <w:t>Described a preference for slower titration in general, unrelated to any particular patient.</w:t>
+        <w:t>The new-patient backlog keeps slipping since the summer, which shapes how much time there is for anything else.</w:t>
       </w:r>
     </w:p>
     <w:p>
@@ -91,7 +91,7 @@
         <w:rPr>
           <w:sz w:val="21"/>
         </w:rPr>
-        <w:t>Onboarding a rotating resident is the current preoccupation here.</w:t>
+        <w:t>Asked whether I would be at the meeting later this year.</w:t>
       </w:r>
     </w:p>
     <w:p>
@@ -106,7 +106,7 @@
         <w:rPr>
           <w:sz w:val="21"/>
         </w:rPr>
-        <w:t>Described the practice as early in its experience here, with nothing to report yet.</w:t>
+        <w:t>Coverage paperwork has improved somewhat, which came up as a general frustration.</w:t>
       </w:r>
     </w:p>
     <w:sectPr>
